--- a/network/file/张树彬计算机网络进度表24计算机4班.docx
+++ b/network/file/张树彬计算机网络进度表24计算机4班.docx
@@ -1043,7 +1043,7 @@
                 <w:szCs w:val="21"/>
                 <w:u w:val="single"/>
               </w:rPr>
-              <w:t xml:space="preserve"> 10 </w:t>
+              <w:t xml:space="preserve"> </w:t>
             </w:r>
             <w:r>
               <w:rPr>
@@ -1051,6 +1051,26 @@
                 <w:bCs/>
                 <w:color w:val="000000"/>
                 <w:szCs w:val="21"/>
+                <w:u w:val="single"/>
+              </w:rPr>
+              <w:t>5</w:t>
+            </w:r>
+            <w:r>
+              <w:rPr>
+                <w:rFonts w:hint="eastAsia"/>
+                <w:bCs/>
+                <w:color w:val="000000"/>
+                <w:szCs w:val="21"/>
+                <w:u w:val="single"/>
+              </w:rPr>
+              <w:t xml:space="preserve"> </w:t>
+            </w:r>
+            <w:r>
+              <w:rPr>
+                <w:rFonts w:hint="eastAsia"/>
+                <w:bCs/>
+                <w:color w:val="000000"/>
+                <w:szCs w:val="21"/>
               </w:rPr>
               <w:t>%</w:t>
             </w:r>
@@ -1061,7 +1081,7 @@
                 <w:color w:val="000000"/>
                 <w:szCs w:val="21"/>
               </w:rPr>
-              <w:t>，课程参与占</w:t>
+              <w:t>，课程</w:t>
             </w:r>
             <w:r>
               <w:rPr>
@@ -1069,9 +1089,27 @@
                 <w:bCs/>
                 <w:color w:val="000000"/>
                 <w:szCs w:val="21"/>
+              </w:rPr>
+              <w:t>提问</w:t>
+            </w:r>
+            <w:r>
+              <w:rPr>
+                <w:rFonts w:hint="eastAsia"/>
+                <w:bCs/>
+                <w:color w:val="000000"/>
+                <w:szCs w:val="21"/>
+              </w:rPr>
+              <w:t>占</w:t>
+            </w:r>
+            <w:r>
+              <w:rPr>
+                <w:rFonts w:hint="eastAsia"/>
+                <w:bCs/>
+                <w:color w:val="000000"/>
+                <w:szCs w:val="21"/>
                 <w:u w:val="single"/>
               </w:rPr>
-              <w:t xml:space="preserve"> 10 </w:t>
+              <w:t xml:space="preserve"> </w:t>
             </w:r>
             <w:r>
               <w:rPr>
@@ -1079,6 +1117,26 @@
                 <w:bCs/>
                 <w:color w:val="000000"/>
                 <w:szCs w:val="21"/>
+                <w:u w:val="single"/>
+              </w:rPr>
+              <w:t>5</w:t>
+            </w:r>
+            <w:r>
+              <w:rPr>
+                <w:rFonts w:hint="eastAsia"/>
+                <w:bCs/>
+                <w:color w:val="000000"/>
+                <w:szCs w:val="21"/>
+                <w:u w:val="single"/>
+              </w:rPr>
+              <w:t xml:space="preserve"> </w:t>
+            </w:r>
+            <w:r>
+              <w:rPr>
+                <w:rFonts w:hint="eastAsia"/>
+                <w:bCs/>
+                <w:color w:val="000000"/>
+                <w:szCs w:val="21"/>
               </w:rPr>
               <w:t>%</w:t>
             </w:r>
@@ -1089,7 +1147,7 @@
                 <w:color w:val="000000"/>
                 <w:szCs w:val="21"/>
               </w:rPr>
-              <w:t>，实践占</w:t>
+              <w:t>，</w:t>
             </w:r>
             <w:r>
               <w:rPr>
@@ -1097,9 +1155,47 @@
                 <w:bCs/>
                 <w:color w:val="000000"/>
                 <w:szCs w:val="21"/>
+              </w:rPr>
+              <w:t>网络课程学习</w:t>
+            </w:r>
+            <w:r>
+              <w:rPr>
+                <w:rFonts w:hint="eastAsia"/>
+                <w:bCs/>
+                <w:color w:val="000000"/>
+                <w:szCs w:val="21"/>
+              </w:rPr>
+              <w:t>占</w:t>
+            </w:r>
+            <w:r>
+              <w:rPr>
+                <w:rFonts w:hint="eastAsia"/>
+                <w:bCs/>
+                <w:color w:val="000000"/>
+                <w:szCs w:val="21"/>
                 <w:u w:val="single"/>
               </w:rPr>
-              <w:t xml:space="preserve"> 0 </w:t>
+              <w:t xml:space="preserve"> </w:t>
+            </w:r>
+            <w:r>
+              <w:rPr>
+                <w:rFonts w:hint="eastAsia"/>
+                <w:bCs/>
+                <w:color w:val="000000"/>
+                <w:szCs w:val="21"/>
+                <w:u w:val="single"/>
+              </w:rPr>
+              <w:t>5</w:t>
+            </w:r>
+            <w:r>
+              <w:rPr>
+                <w:rFonts w:hint="eastAsia"/>
+                <w:bCs/>
+                <w:color w:val="000000"/>
+                <w:szCs w:val="21"/>
+                <w:u w:val="single"/>
+              </w:rPr>
+              <w:t xml:space="preserve"> </w:t>
             </w:r>
             <w:r>
               <w:rPr>
@@ -7178,7 +7274,6 @@
             <w:pPr>
               <w:jc w:val="left"/>
               <w:rPr>
-                <w:rFonts w:hint="eastAsia"/>
                 <w:szCs w:val="21"/>
               </w:rPr>
             </w:pPr>

--- a/network/file/张树彬计算机网络进度表24计算机4班.docx
+++ b/network/file/张树彬计算机网络进度表24计算机4班.docx
@@ -1139,6 +1139,41 @@
                 <w:szCs w:val="21"/>
               </w:rPr>
               <w:t>%</w:t>
+            </w:r>
+            <w:r>
+              <w:rPr>
+                <w:rFonts w:hint="eastAsia"/>
+                <w:bCs/>
+                <w:color w:val="000000"/>
+                <w:szCs w:val="21"/>
+              </w:rPr>
+              <w:t>，课堂练习</w:t>
+            </w:r>
+            <w:r>
+              <w:rPr>
+                <w:rFonts w:hint="eastAsia"/>
+                <w:bCs/>
+                <w:color w:val="000000"/>
+                <w:szCs w:val="21"/>
+              </w:rPr>
+              <w:t>占</w:t>
+            </w:r>
+            <w:r>
+              <w:rPr>
+                <w:bCs/>
+                <w:color w:val="000000"/>
+                <w:szCs w:val="21"/>
+              </w:rPr>
+              <w:t xml:space="preserve"> </w:t>
+            </w:r>
+            <w:r>
+              <w:rPr>
+                <w:bCs/>
+                <w:color w:val="000000"/>
+                <w:szCs w:val="21"/>
+                <w:u w:val="single"/>
+              </w:rPr>
+              <w:t>5%</w:t>
             </w:r>
             <w:r>
               <w:rPr>
@@ -9608,7 +9643,6 @@
   <w:style w:type="character" w:default="1" w:styleId="a0">
     <w:name w:val="Default Paragraph Font"/>
     <w:uiPriority w:val="1"/>
-    <w:semiHidden/>
     <w:unhideWhenUsed/>
   </w:style>
   <w:style w:type="table" w:default="1" w:styleId="a1">
